--- a/Documents/DB - 001 - Documento de Diseno de Base de Datos.docx
+++ b/Documents/DB - 001 - Documento de Diseno de Base de Datos.docx
@@ -231,7 +231,7 @@
           <w:sz w:val="36"/>
           <w:szCs w:val="36"/>
         </w:rPr>
-        <w:t>The Stallions Team</w:t>
+        <w:t>Wani Connect</w:t>
       </w:r>
     </w:p>
     <w:p>
@@ -11663,6 +11663,12 @@
 </file>
 
 <file path=customXml/item1.xml><?xml version="1.0" encoding="utf-8"?>
+<go:gDocsCustomXmlDataStorage xmlns:go="http://customooxmlschemas.google.com/" xmlns:r="http://schemas.openxmlformats.org/officeDocument/2006/relationships" uri="GoogleDocsCustomDataVersion2">
+  <go:docsCustomData xmlns:go="http://customooxmlschemas.google.com/" roundtripDataSignature="AMtx7mi9d+hB7Yr5xbgsLmNWLWBp+ZE0pA==">CgMxLjAyDmgucTN2NzA2eG5kbmd2Mg5oLmt3bTJka3VkZzlmejgAciExQXU0QTJUc0Z4RFFfZjVvQkJHWk1rcEIzQ01SMG5jazY=</go:docsCustomData>
+</go:gDocsCustomXmlDataStorage>
+</file>
+
+<file path=customXml/item2.xml><?xml version="1.0" encoding="utf-8"?>
 <b:Sources xmlns:b="http://schemas.openxmlformats.org/officeDocument/2006/bibliography" xmlns="http://schemas.openxmlformats.org/officeDocument/2006/bibliography" SelectedStyle="\APASixthEditionOfficeOnline.xsl" StyleName="APA" Version="6">
   <b:Source>
     <b:Tag>Hib25</b:Tag>
@@ -11728,25 +11734,19 @@
 </b:Sources>
 </file>
 
-<file path=customXml/item2.xml><?xml version="1.0" encoding="utf-8"?>
-<go:gDocsCustomXmlDataStorage xmlns:go="http://customooxmlschemas.google.com/" xmlns:r="http://schemas.openxmlformats.org/officeDocument/2006/relationships" uri="GoogleDocsCustomDataVersion2">
-  <go:docsCustomData xmlns:go="http://customooxmlschemas.google.com/" roundtripDataSignature="AMtx7mi9d+hB7Yr5xbgsLmNWLWBp+ZE0pA==">CgMxLjAyDmgucTN2NzA2eG5kbmd2Mg5oLmt3bTJka3VkZzlmejgAciExQXU0QTJUc0Z4RFFfZjVvQkJHWk1rcEIzQ01SMG5jazY=</go:docsCustomData>
-</go:gDocsCustomXmlDataStorage>
-</file>
-
 <file path=customXml/itemProps1.xml><?xml version="1.0" encoding="utf-8"?>
-<ds:datastoreItem xmlns:ds="http://schemas.openxmlformats.org/officeDocument/2006/customXml" ds:itemID="{87E70ADC-0274-4E54-B1FE-53243B6F1652}">
-  <ds:schemaRefs>
-    <ds:schemaRef ds:uri="http://schemas.openxmlformats.org/officeDocument/2006/bibliography"/>
-  </ds:schemaRefs>
-</ds:datastoreItem>
-</file>
-
-<file path=customXml/itemProps2.xml><?xml version="1.0" encoding="utf-8"?>
 <ds:datastoreItem xmlns:ds="http://schemas.openxmlformats.org/officeDocument/2006/customXml" ds:itemID="{11111111-1234-1234-1234-123412341234}">
   <ds:schemaRefs>
     <ds:schemaRef ds:uri="http://customooxmlschemas.google.com/"/>
     <ds:schemaRef ds:uri="http://schemas.openxmlformats.org/officeDocument/2006/relationships"/>
   </ds:schemaRefs>
 </ds:datastoreItem>
+</file>
+
+<file path=customXml/itemProps2.xml><?xml version="1.0" encoding="utf-8"?>
+<ds:datastoreItem xmlns:ds="http://schemas.openxmlformats.org/officeDocument/2006/customXml" ds:itemID="{87E70ADC-0274-4E54-B1FE-53243B6F1652}">
+  <ds:schemaRefs>
+    <ds:schemaRef ds:uri="http://schemas.openxmlformats.org/officeDocument/2006/bibliography"/>
+  </ds:schemaRefs>
+</ds:datastoreItem>
 </file>